--- a/applications/lm-studio/software-engineer-applications/Jordan_Newman_LM_Studio_Applications_Resume.docx
+++ b/applications/lm-studio/software-engineer-applications/Jordan_Newman_LM_Studio_Applications_Resume.docx
@@ -10,7 +10,7 @@
       <w:r>
         <w:rPr>
           <w:b/>
-          <w:sz w:val="32"/>
+          <w:sz w:val="33"/>
         </w:rPr>
         <w:t>Jordan Newman</w:t>
       </w:r>
@@ -55,7 +55,7 @@
     </w:p>
     <w:p>
       <w:r>
-        <w:t>Product-minded senior software engineer with more than 20 years of experience working across application interfaces, backend systems, operating systems, security, and production infrastructure. Currently building Nexus, a local-first agentic control plane with a React Web UI, Tauri desktop client, multi-agent workflows, default-deny tool permissions, human approvals, layered knowledge, and auditable execution. Combines hands-on React, TypeScript, Electron, Tauri, C#, C++, and C experience with deep system-design and performance-engineering judgment. Two-plus years of hands-on ML-framework and local-model experimentation, including LM Studio, llama.cpp, Ollama, and LM Studio Bionic.</w:t>
+        <w:t>Product-minded senior software engineer with more than 20 years of experience delivering commercial application, integration, systems, and infrastructure features. Currently building Nexus, a local-first agentic control plane with a React Web UI, Tauri desktop client, multi-agent workflows, default-deny tool permissions, human approvals, layered knowledge, and auditable execution. Works holistically across the stack and uses profiling, iterative measurement, and architecture tradeoffs to solve technical problems. Hands-on with React, TypeScript, Electron, Tauri, C#, C++, and C, plus two-plus years of ML-framework and local-model experimentation with LM Studio, llama.cpp, Ollama, and LM Studio Bionic.</w:t>
       </w:r>
     </w:p>
     <w:p>
@@ -217,7 +217,7 @@
         <w:t xml:space="preserve">• </w:t>
       </w:r>
       <w:r>
-        <w:t>Designing and building a local-first control plane for permissioned AI agents; task execution, approval state, audit records, and layered knowledge remain on the user's machine through SQLite and the local filesystem before any cloud dependency is introduced.</w:t>
+        <w:t>Designed and built a local-first agentic control plane that persists tasks, approvals, audit records, and knowledge in SQLite and the local filesystem before introducing cloud dependencies.</w:t>
       </w:r>
     </w:p>
     <w:p>
@@ -232,7 +232,7 @@
         <w:t xml:space="preserve">• </w:t>
       </w:r>
       <w:r>
-        <w:t>Built a declarative YAML, DAG-oriented workflow runtime supporting sub-tasks, parallel agents, conditional branches, controlled loop-back execution, and a full task state machine with audit logging on every transition.</w:t>
+        <w:t>Implemented declarative YAML, DAG-oriented workflows with sub-tasks, parallel agents, conditional branches, controlled loop-back execution, and audited task-state transitions.</w:t>
       </w:r>
     </w:p>
     <w:p>
@@ -247,7 +247,7 @@
         <w:t xml:space="preserve">• </w:t>
       </w:r>
       <w:r>
-        <w:t>Engineered default-deny tool execution around risk levels, mandatory and standing approvals, workspace-scoped grants, air-gapped network controls, canonical path resolution, and symlink-traversal protection.</w:t>
+        <w:t>Enforced default-deny tool permissions through risk levels, mandatory and standing approvals, workspace grants, air-gapped network controls, canonical paths, and symlink-traversal protection.</w:t>
       </w:r>
     </w:p>
     <w:p>
@@ -262,7 +262,7 @@
         <w:t xml:space="preserve">• </w:t>
       </w:r>
       <w:r>
-        <w:t>Delivered a React/Tailwind operations interface with live server-sent events, task and approval experiences, artifact views, workflow canvas, knowledge explorer, AI-usage statistics, model-routing simulation, and configuration editing.</w:t>
+        <w:t>Crafted React/Tailwind product experiences for task creation, live events, approvals, artifacts, workflow visualization, knowledge exploration, AI-usage statistics, routing simulation, and configuration.</w:t>
       </w:r>
     </w:p>
     <w:p>
@@ -277,7 +277,7 @@
         <w:t xml:space="preserve">• </w:t>
       </w:r>
       <w:r>
-        <w:t>Built the Tauri desktop client with system-tray controls, workspace selection, notifications, keychain-backed secret handling, file and URL opening, and local process supervision; migrated from Electron for a smaller footprint, faster startup, lower memory use, and stricter capability-based security.</w:t>
+        <w:t>Built a Tauri desktop client with system-tray controls, workspace selection, notifications, keychain-backed secrets, file and URL opening, and local process supervision.</w:t>
       </w:r>
     </w:p>
     <w:p>
@@ -292,7 +292,22 @@
         <w:t xml:space="preserve">• </w:t>
       </w:r>
       <w:r>
-        <w:t>Implemented deterministic model-routing profiles with health checks, circuit breakers, budget-aware selection, failover, prompt caching, and a privacy-conscious invocation ledger tracking tokens, latency, retries, errors, and estimated cost without retaining prompt or response content.</w:t>
+        <w:t>Migrated from Electron to Tauri for a smaller footprint, faster startup, lower memory use, and a stricter capability-based security model.</w:t>
+      </w:r>
+    </w:p>
+    <w:p>
+      <w:pPr>
+        <w:spacing w:after="16"/>
+        <w:ind w:left="230" w:hanging="173"/>
+      </w:pPr>
+      <w:r>
+        <w:rPr>
+          <w:b/>
+        </w:rPr>
+        <w:t xml:space="preserve">• </w:t>
+      </w:r>
+      <w:r>
+        <w:t>Implemented model routing with health checks, circuit breakers, budget-aware selection, failover, prompt caching, and privacy-conscious token, latency, retry, error, and cost tracking.</w:t>
       </w:r>
     </w:p>
     <w:p>
@@ -321,7 +336,7 @@
         <w:t>cachix/secretspec</w:t>
       </w:r>
       <w:r>
-        <w:t>, implementing multiple Azure authentication modes, validation, feature-gated integration tests, sovereign-cloud support, documentation, and maintainer-review fixes across 14 changed files.</w:t>
+        <w:t>, covering multiple authentication modes, validation, integration tests, sovereign-cloud support, documentation, and maintainer-review fixes.</w:t>
       </w:r>
     </w:p>
     <w:p>
@@ -344,19 +359,19 @@
         <w:t xml:space="preserve">• </w:t>
       </w:r>
       <w:r>
-        <w:t xml:space="preserve">Architected and implemented a high-performance HTTP/CDN server in C for FreeBSD, combining a single-process </w:t>
+        <w:t xml:space="preserve">Architected PrimeHTTPD, a non-blocking HTTP/CDN server in C for FreeBSD using </w:t>
       </w:r>
       <w:r>
         <w:t>kqueue</w:t>
       </w:r>
       <w:r>
-        <w:t xml:space="preserve"> networking core with dedicated workers for blocking disk I/O, Unix descriptor passing, shared-memory scheduling, and zero-copy </w:t>
+        <w:t xml:space="preserve">, blocking-I/O workers, Unix descriptor passing, shared-memory scheduling, and zero-copy </w:t>
       </w:r>
       <w:r>
         <w:t>sendfile()</w:t>
       </w:r>
       <w:r>
-        <w:t xml:space="preserve"> transfers.</w:t>
+        <w:t>.</w:t>
       </w:r>
     </w:p>
     <w:p>
@@ -371,7 +386,7 @@
         <w:t xml:space="preserve">• </w:t>
       </w:r>
       <w:r>
-        <w:t>Deployed PrimeHTTPD across approximately 200 servers supporting more than 150,000 concurrent connections as part of infrastructure spanning approximately 3,000-4,000 servers, 10 locations, and more than 65 Gbps of peak traffic.</w:t>
+        <w:t>Deployed PrimeHTTPD across approximately 200 servers and more than 150,000 concurrent connections within infrastructure spanning 3,000-4,000 servers, 10 locations, and over 65 Gbps.</w:t>
       </w:r>
     </w:p>
     <w:p>
@@ -672,7 +687,7 @@
         <w:t xml:space="preserve">• </w:t>
       </w:r>
       <w:r>
-        <w:t>Created employee training documentation, trained the majority of employees over the years, and personally mentored two beginners over several years into technical experts and eventual company leaders.</w:t>
+        <w:t>Created training documentation, trained the majority of employees over the years, and mentored two beginners over several years into technical experts and company leaders.</w:t>
       </w:r>
     </w:p>
     <w:p>
@@ -733,7 +748,7 @@
     <w:sectPr>
       <w:footerReference w:type="default" r:id="rId9"/>
       <w:pgSz w:w="12240" w:h="15840"/>
-      <w:pgMar w:top="605" w:right="749" w:bottom="605" w:left="749" w:header="720" w:footer="720" w:gutter="0"/>
+      <w:pgMar w:top="720" w:right="835" w:bottom="720" w:left="835" w:header="720" w:footer="720" w:gutter="0"/>
       <w:cols w:space="720"/>
       <w:docGrid w:linePitch="360"/>
     </w:sectPr>
@@ -1126,7 +1141,7 @@
     </w:pPr>
     <w:rPr>
       <w:rFonts w:ascii="Arial" w:hAnsi="Arial"/>
-      <w:sz w:val="17"/>
+      <w:sz w:val="18"/>
     </w:rPr>
   </w:style>
   <w:style w:type="paragraph" w:styleId="Header">

--- a/applications/lm-studio/software-engineer-applications/Jordan_Newman_LM_Studio_Applications_Resume.docx
+++ b/applications/lm-studio/software-engineer-applications/Jordan_Newman_LM_Studio_Applications_Resume.docx
@@ -55,7 +55,7 @@
     </w:p>
     <w:p>
       <w:r>
-        <w:t>Product-minded senior software engineer with more than 20 years of experience delivering commercial application, integration, systems, and infrastructure features. Currently building Nexus, a local-first agentic control plane with a React Web UI, Tauri desktop client, multi-agent workflows, default-deny tool permissions, human approvals, layered knowledge, and auditable execution. Works holistically across the stack and uses profiling, iterative measurement, and architecture tradeoffs to solve technical problems. Hands-on with React, TypeScript, Electron, Tauri, C#, C++, and C, plus two-plus years of ML-framework and local-model experimentation with LM Studio, llama.cpp, Ollama, and LM Studio Bionic.</w:t>
+        <w:t>Product-minded senior software engineer with more than 20 years of software product engineering experience building and shipping commercial application, integration, systems, and infrastructure features. Currently building Nexus, a local-first agentic control plane with a React Web UI, Tauri desktop client, multi-agent workflows, default-deny tool permissions, human approvals, layered knowledge, and auditable execution. Builds across the stack—from user interfaces through systems engineering, design, and applied agentic AI—to craft thoughtful product and user experiences. Approaches technical problems with a scientific-method mindset, using profiling, iterative measurement, architecture tradeoffs, and a holistic understanding of software systems. Hands-on with React, TypeScript, Electron, Tauri, C#, C++, and C, plus two-plus years of ML-framework and local-model experimentation with LM Studio, llama.cpp, Ollama, and LM Studio Bionic.</w:t>
       </w:r>
     </w:p>
     <w:p>
@@ -262,7 +262,7 @@
         <w:t xml:space="preserve">• </w:t>
       </w:r>
       <w:r>
-        <w:t>Crafted React/Tailwind product experiences for task creation, live events, approvals, artifacts, workflow visualization, knowledge exploration, AI-usage statistics, routing simulation, and configuration.</w:t>
+        <w:t>Crafted React/Tailwind product and user experiences for task creation, live events, approvals, artifacts, workflow visualization, knowledge exploration, usage statistics, routing simulation, and configuration.</w:t>
       </w:r>
     </w:p>
     <w:p>
@@ -748,7 +748,7 @@
     <w:sectPr>
       <w:footerReference w:type="default" r:id="rId9"/>
       <w:pgSz w:w="12240" w:h="15840"/>
-      <w:pgMar w:top="720" w:right="835" w:bottom="720" w:left="835" w:header="720" w:footer="720" w:gutter="0"/>
+      <w:pgMar w:top="835" w:right="893" w:bottom="835" w:left="893" w:header="720" w:footer="720" w:gutter="0"/>
       <w:cols w:space="720"/>
       <w:docGrid w:linePitch="360"/>
     </w:sectPr>
@@ -1141,7 +1141,7 @@
     </w:pPr>
     <w:rPr>
       <w:rFonts w:ascii="Arial" w:hAnsi="Arial"/>
-      <w:sz w:val="18"/>
+      <w:sz w:val="20"/>
     </w:rPr>
   </w:style>
   <w:style w:type="paragraph" w:styleId="Header">

--- a/applications/lm-studio/software-engineer-applications/Jordan_Newman_LM_Studio_Applications_Resume.docx
+++ b/applications/lm-studio/software-engineer-applications/Jordan_Newman_LM_Studio_Applications_Resume.docx
@@ -55,7 +55,7 @@
     </w:p>
     <w:p>
       <w:r>
-        <w:t>Product-minded senior software engineer with more than 20 years of software product engineering experience building and shipping commercial application, integration, systems, and infrastructure features. Currently building Nexus, a local-first agentic control plane with a React Web UI, Tauri desktop client, multi-agent workflows, default-deny tool permissions, human approvals, layered knowledge, and auditable execution. Builds across the stack—from user interfaces through systems engineering, design, and applied agentic AI—to craft thoughtful product and user experiences. Approaches technical problems with a scientific-method mindset, using profiling, iterative measurement, architecture tradeoffs, and a holistic understanding of software systems. Hands-on with React, TypeScript, Electron, Tauri, C#, C++, and C, plus two-plus years of ML-framework and local-model experimentation with LM Studio, llama.cpp, Ollama, and LM Studio Bionic.</w:t>
+        <w:t>Product-minded senior software engineer with more than 20 years building and shipping commercial software products across applications, integrations, systems, and infrastructure. Currently building Nexus, a local-first agentic control plane with a React Web UI, Tauri desktop client, multi-agent workflows, default-deny tool permissions, human approvals, layered knowledge, and auditable execution. Builds across the stack—from user interfaces through systems engineering, design, and applied agentic AI—to craft thoughtful product and user experiences. Approaches technical problems with a scientific-method mindset, using profiling, iterative measurement, architecture tradeoffs, and a holistic understanding of software systems. Hands-on with React, TypeScript, Electron, Tauri, C#, C++, and C, plus two-plus years of ML-framework and local-model experimentation with LM Studio, llama.cpp, Ollama, and LM Studio Bionic.</w:t>
       </w:r>
     </w:p>
     <w:p>
@@ -748,7 +748,7 @@
     <w:sectPr>
       <w:footerReference w:type="default" r:id="rId9"/>
       <w:pgSz w:w="12240" w:h="15840"/>
-      <w:pgMar w:top="835" w:right="893" w:bottom="835" w:left="893" w:header="720" w:footer="720" w:gutter="0"/>
+      <w:pgMar w:top="778" w:right="893" w:bottom="778" w:left="893" w:header="720" w:footer="720" w:gutter="0"/>
       <w:cols w:space="720"/>
       <w:docGrid w:linePitch="360"/>
     </w:sectPr>
@@ -1141,7 +1141,7 @@
     </w:pPr>
     <w:rPr>
       <w:rFonts w:ascii="Arial" w:hAnsi="Arial"/>
-      <w:sz w:val="20"/>
+      <w:sz w:val="19"/>
     </w:rPr>
   </w:style>
   <w:style w:type="paragraph" w:styleId="Header">
